--- a/tfl/tables/T-DS-01.docx
+++ b/tfl/tables/T-DS-01.docx
@@ -3439,7 +3439,7 @@
           <w:szCs w:val="16"/>
           <w:color w:val="000000"/>
         </w:rPr>
-        <w:t xml:space="preserve">Discontinuation reasons from SDTM.DS (DSDECOD).</w:t>
+        <w:t xml:space="preserve">Discontinuation categories from ADDS.DSCATGY + ADDS.DSDECOD.</w:t>
       </w:r>
     </w:p>
     <w:p>
@@ -3465,7 +3465,7 @@
           <w:szCs w:val="16"/>
           <w:color w:val="000000"/>
         </w:rPr>
-        <w:t xml:space="preserve">A subject may appear in only one discontinuation category (first reason).</w:t>
+        <w:t xml:space="preserve">A subject may appear in only one discontinuation category.</w:t>
       </w:r>
     </w:p>
     <w:p>
@@ -3491,7 +3491,7 @@
           <w:szCs w:val="16"/>
           <w:color w:val="000000"/>
         </w:rPr>
-        <w:t xml:space="preserve">Source: datasets/adam/adsl.parquet, datasets/sdtm/ds.parquet</w:t>
+        <w:t xml:space="preserve">Source: datasets/adam/adsl.parquet + datasets/adam/adds.parquet</w:t>
       </w:r>
     </w:p>
     <w:p>
@@ -3517,7 +3517,7 @@
           <w:szCs w:val="14"/>
           <w:color w:val="C0392B"/>
         </w:rPr>
-        <w:t xml:space="preserve">DRAFT — produced 2026-05-16 — synthetic data, NOT for regulatory submission</w:t>
+        <w:t xml:space="preserve">DRAFT — produced 2026-05-17 — synthetic data, NOT for regulatory submission</w:t>
       </w:r>
     </w:p>
     <w:sectPr>

--- a/tfl/tables/T-DS-01.docx
+++ b/tfl/tables/T-DS-01.docx
@@ -1016,7 +1016,7 @@
                 <w:szCs w:val="18"/>
                 <w:color w:val="000000"/>
               </w:rPr>
-              <w:t xml:space="preserve">225 (100.0)</w:t>
+              <w:t xml:space="preserve">208 (92.4)</w:t>
             </w:r>
           </w:p>
         </w:tc>
@@ -1071,7 +1071,7 @@
                 <w:szCs w:val="18"/>
                 <w:color w:val="000000"/>
               </w:rPr>
-              <w:t xml:space="preserve">224 (99.6)</w:t>
+              <w:t xml:space="preserve">204 (90.7)</w:t>
             </w:r>
           </w:p>
         </w:tc>
@@ -1126,7 +1126,7 @@
                 <w:szCs w:val="18"/>
                 <w:color w:val="000000"/>
               </w:rPr>
-              <w:t xml:space="preserve">449 (99.8)</w:t>
+              <w:t xml:space="preserve">412 (91.6)</w:t>
             </w:r>
           </w:p>
         </w:tc>

--- a/tfl/tables/T-DS-01.docx
+++ b/tfl/tables/T-DS-01.docx
@@ -3517,7 +3517,7 @@
           <w:szCs w:val="14"/>
           <w:color w:val="C0392B"/>
         </w:rPr>
-        <w:t xml:space="preserve">DRAFT — produced 2026-05-17 — synthetic data, NOT for regulatory submission</w:t>
+        <w:t xml:space="preserve">DRAFT — produced 2026-06-05 — synthetic data, NOT for regulatory submission</w:t>
       </w:r>
     </w:p>
     <w:sectPr>

--- a/tfl/tables/T-DS-01.docx
+++ b/tfl/tables/T-DS-01.docx
@@ -2591,7 +2591,7 @@
                 <w:szCs w:val="18"/>
                 <w:color w:val="000000"/>
               </w:rPr>
-              <w:t xml:space="preserve">1 (0.4)</w:t>
+              <w:t xml:space="preserve">16 (7.1)</w:t>
             </w:r>
           </w:p>
         </w:tc>
@@ -2646,7 +2646,7 @@
                 <w:szCs w:val="18"/>
                 <w:color w:val="000000"/>
               </w:rPr>
-              <w:t xml:space="preserve">1 (0.4)</w:t>
+              <w:t xml:space="preserve">14 (6.2)</w:t>
             </w:r>
           </w:p>
         </w:tc>
@@ -2701,7 +2701,7 @@
                 <w:szCs w:val="18"/>
                 <w:color w:val="000000"/>
               </w:rPr>
-              <w:t xml:space="preserve">2 (0.4)</w:t>
+              <w:t xml:space="preserve">30 (6.7)</w:t>
             </w:r>
           </w:p>
         </w:tc>
@@ -2816,7 +2816,7 @@
                 <w:szCs w:val="18"/>
                 <w:color w:val="000000"/>
               </w:rPr>
-              <w:t xml:space="preserve">15 (6.7)</w:t>
+              <w:t xml:space="preserve">0 (0.0)</w:t>
             </w:r>
           </w:p>
         </w:tc>
@@ -2871,7 +2871,7 @@
                 <w:szCs w:val="18"/>
                 <w:color w:val="000000"/>
               </w:rPr>
-              <w:t xml:space="preserve">13 (5.8)</w:t>
+              <w:t xml:space="preserve">0 (0.0)</w:t>
             </w:r>
           </w:p>
         </w:tc>
@@ -2926,7 +2926,7 @@
                 <w:szCs w:val="18"/>
                 <w:color w:val="000000"/>
               </w:rPr>
-              <w:t xml:space="preserve">28 (6.2)</w:t>
+              <w:t xml:space="preserve">0 (0.0)</w:t>
             </w:r>
           </w:p>
         </w:tc>
@@ -3517,7 +3517,7 @@
           <w:szCs w:val="14"/>
           <w:color w:val="C0392B"/>
         </w:rPr>
-        <w:t xml:space="preserve">DRAFT — produced 2026-06-05 — synthetic data, NOT for regulatory submission</w:t>
+        <w:t xml:space="preserve">DRAFT — produced 2026-07-19 — synthetic data, NOT for regulatory submission</w:t>
       </w:r>
     </w:p>
     <w:sectPr>
